--- a/MySql/MYSQL COMMANDS.docx
+++ b/MySql/MYSQL COMMANDS.docx
@@ -21,6 +21,7 @@
         <w:t>MYSQL COMMANDS</w:t>
       </w:r>
     </w:p>
+    <w:p/>
     <w:p>
       <w:pPr>
         <w:pStyle w:val="ListParagraph"/>
@@ -28,20 +29,17 @@
           <w:ilvl w:val="0"/>
           <w:numId w:val="1"/>
         </w:numPr>
-      </w:pPr>
-      <w:r>
-        <w:t xml:space="preserve">To create a database: create </w:t>
-      </w:r>
-      <w:r>
-        <w:t xml:space="preserve">database </w:t>
-      </w:r>
-      <w:proofErr w:type="spellStart"/>
-      <w:r>
-        <w:t>database_name</w:t>
-      </w:r>
-      <w:proofErr w:type="spellEnd"/>
-      <w:r>
-        <w:t>;</w:t>
+        <w:rPr>
+          <w:sz w:val="24"/>
+          <w:szCs w:val="24"/>
+        </w:rPr>
+      </w:pPr>
+      <w:r>
+        <w:rPr>
+          <w:sz w:val="24"/>
+          <w:szCs w:val="24"/>
+        </w:rPr>
+        <w:t>To create a database: create database database_name;</w:t>
       </w:r>
     </w:p>
     <w:p>
@@ -51,17 +49,17 @@
           <w:ilvl w:val="0"/>
           <w:numId w:val="1"/>
         </w:numPr>
-      </w:pPr>
-      <w:r>
-        <w:t xml:space="preserve">To make it default database: use </w:t>
-      </w:r>
-      <w:proofErr w:type="spellStart"/>
-      <w:r>
-        <w:t>database_name</w:t>
-      </w:r>
-      <w:proofErr w:type="spellEnd"/>
-      <w:r>
-        <w:t>;</w:t>
+        <w:rPr>
+          <w:sz w:val="24"/>
+          <w:szCs w:val="24"/>
+        </w:rPr>
+      </w:pPr>
+      <w:r>
+        <w:rPr>
+          <w:sz w:val="24"/>
+          <w:szCs w:val="24"/>
+        </w:rPr>
+        <w:t>To make it default database: use database_name;</w:t>
       </w:r>
     </w:p>
     <w:p>
@@ -71,8 +69,16 @@
           <w:ilvl w:val="0"/>
           <w:numId w:val="1"/>
         </w:numPr>
-      </w:pPr>
-      <w:r>
+        <w:rPr>
+          <w:sz w:val="24"/>
+          <w:szCs w:val="24"/>
+        </w:rPr>
+      </w:pPr>
+      <w:r>
+        <w:rPr>
+          <w:sz w:val="24"/>
+          <w:szCs w:val="24"/>
+        </w:rPr>
         <w:t xml:space="preserve">To create table: </w:t>
       </w:r>
     </w:p>
@@ -80,8 +86,16 @@
       <w:pPr>
         <w:pStyle w:val="ListParagraph"/>
         <w:ind w:left="1440"/>
-      </w:pPr>
-      <w:r>
+        <w:rPr>
+          <w:sz w:val="24"/>
+          <w:szCs w:val="24"/>
+        </w:rPr>
+      </w:pPr>
+      <w:r>
+        <w:rPr>
+          <w:sz w:val="24"/>
+          <w:szCs w:val="24"/>
+        </w:rPr>
         <w:t>Create Table users (</w:t>
       </w:r>
     </w:p>
@@ -89,11 +103,17 @@
       <w:pPr>
         <w:pStyle w:val="ListParagraph"/>
         <w:ind w:left="1440"/>
-      </w:pPr>
-      <w:r>
+        <w:rPr>
+          <w:sz w:val="24"/>
+          <w:szCs w:val="24"/>
+        </w:rPr>
+      </w:pPr>
+      <w:r>
+        <w:rPr>
+          <w:sz w:val="24"/>
+          <w:szCs w:val="24"/>
+        </w:rPr>
         <w:tab/>
-      </w:r>
-      <w:r>
         <w:t xml:space="preserve">id INT AUTO_INCREMENT PRIMARY KEY, </w:t>
       </w:r>
     </w:p>
@@ -101,8 +121,16 @@
       <w:pPr>
         <w:pStyle w:val="ListParagraph"/>
         <w:ind w:left="1440" w:firstLine="720"/>
-      </w:pPr>
-      <w:r>
+        <w:rPr>
+          <w:sz w:val="24"/>
+          <w:szCs w:val="24"/>
+        </w:rPr>
+      </w:pPr>
+      <w:r>
+        <w:rPr>
+          <w:sz w:val="24"/>
+          <w:szCs w:val="24"/>
+        </w:rPr>
         <w:t xml:space="preserve">name VARCHAR(100) NOT NULL, </w:t>
       </w:r>
     </w:p>
@@ -110,8 +138,16 @@
       <w:pPr>
         <w:pStyle w:val="ListParagraph"/>
         <w:ind w:left="1440" w:firstLine="720"/>
-      </w:pPr>
-      <w:r>
+        <w:rPr>
+          <w:sz w:val="24"/>
+          <w:szCs w:val="24"/>
+        </w:rPr>
+      </w:pPr>
+      <w:r>
+        <w:rPr>
+          <w:sz w:val="24"/>
+          <w:szCs w:val="24"/>
+        </w:rPr>
         <w:t xml:space="preserve">email VARCHAR(100) UNIQUE NOT NULL, </w:t>
       </w:r>
     </w:p>
@@ -119,8 +155,16 @@
       <w:pPr>
         <w:pStyle w:val="ListParagraph"/>
         <w:ind w:left="1440" w:firstLine="720"/>
-      </w:pPr>
-      <w:r>
+        <w:rPr>
+          <w:sz w:val="24"/>
+          <w:szCs w:val="24"/>
+        </w:rPr>
+      </w:pPr>
+      <w:r>
+        <w:rPr>
+          <w:sz w:val="24"/>
+          <w:szCs w:val="24"/>
+        </w:rPr>
         <w:t xml:space="preserve">gender ENUM('Male', 'Female', 'Other'), </w:t>
       </w:r>
     </w:p>
@@ -128,36 +172,50 @@
       <w:pPr>
         <w:pStyle w:val="ListParagraph"/>
         <w:ind w:left="1440" w:firstLine="720"/>
-      </w:pPr>
-      <w:proofErr w:type="spellStart"/>
-      <w:r>
-        <w:t>date_of_birth</w:t>
-      </w:r>
-      <w:proofErr w:type="spellEnd"/>
-      <w:r>
-        <w:t xml:space="preserve"> DATE, </w:t>
+        <w:rPr>
+          <w:sz w:val="24"/>
+          <w:szCs w:val="24"/>
+        </w:rPr>
+      </w:pPr>
+      <w:r>
+        <w:rPr>
+          <w:sz w:val="24"/>
+          <w:szCs w:val="24"/>
+        </w:rPr>
+        <w:t xml:space="preserve">date_of_birth DATE, </w:t>
       </w:r>
     </w:p>
     <w:p>
       <w:pPr>
         <w:pStyle w:val="ListParagraph"/>
         <w:ind w:left="1440" w:firstLine="720"/>
-      </w:pPr>
-      <w:proofErr w:type="spellStart"/>
-      <w:r>
-        <w:t>created_at</w:t>
-      </w:r>
-      <w:proofErr w:type="spellEnd"/>
-      <w:r>
-        <w:t xml:space="preserve"> TIMESTAMP DEFAULT CURRENT_TIMESTAMP </w:t>
+        <w:rPr>
+          <w:sz w:val="24"/>
+          <w:szCs w:val="24"/>
+        </w:rPr>
+      </w:pPr>
+      <w:r>
+        <w:rPr>
+          <w:sz w:val="24"/>
+          <w:szCs w:val="24"/>
+        </w:rPr>
+        <w:t xml:space="preserve">created_at TIMESTAMP DEFAULT CURRENT_TIMESTAMP </w:t>
       </w:r>
     </w:p>
     <w:p>
       <w:pPr>
         <w:pStyle w:val="ListParagraph"/>
         <w:ind w:left="1440" w:firstLine="720"/>
-      </w:pPr>
-      <w:r>
+        <w:rPr>
+          <w:sz w:val="24"/>
+          <w:szCs w:val="24"/>
+        </w:rPr>
+      </w:pPr>
+      <w:r>
+        <w:rPr>
+          <w:sz w:val="24"/>
+          <w:szCs w:val="24"/>
+        </w:rPr>
         <w:t>);</w:t>
       </w:r>
     </w:p>
@@ -168,17 +226,17 @@
           <w:ilvl w:val="0"/>
           <w:numId w:val="1"/>
         </w:numPr>
-      </w:pPr>
-      <w:r>
-        <w:t xml:space="preserve">To select column: select * from </w:t>
-      </w:r>
-      <w:proofErr w:type="spellStart"/>
-      <w:r>
-        <w:t>database_name</w:t>
-      </w:r>
-      <w:proofErr w:type="spellEnd"/>
-      <w:r>
-        <w:t>;</w:t>
+        <w:rPr>
+          <w:sz w:val="24"/>
+          <w:szCs w:val="24"/>
+        </w:rPr>
+      </w:pPr>
+      <w:r>
+        <w:rPr>
+          <w:sz w:val="24"/>
+          <w:szCs w:val="24"/>
+        </w:rPr>
+        <w:t>To select column: select * from database_name;</w:t>
       </w:r>
     </w:p>
     <w:p>
@@ -188,15 +246,18 @@
           <w:ilvl w:val="0"/>
           <w:numId w:val="1"/>
         </w:numPr>
-      </w:pPr>
-      <w:r>
-        <w:t xml:space="preserve">To select specific column: select column_1, column_2… from </w:t>
-      </w:r>
-      <w:proofErr w:type="spellStart"/>
-      <w:r>
-        <w:t>database_name</w:t>
-      </w:r>
-      <w:proofErr w:type="spellEnd"/>
+        <w:rPr>
+          <w:sz w:val="24"/>
+          <w:szCs w:val="24"/>
+        </w:rPr>
+      </w:pPr>
+      <w:r>
+        <w:rPr>
+          <w:sz w:val="24"/>
+          <w:szCs w:val="24"/>
+        </w:rPr>
+        <w:t>To select specific column: select column_1, column_2… from database_name</w:t>
+      </w:r>
     </w:p>
     <w:p>
       <w:pPr>
@@ -205,17 +266,17 @@
           <w:ilvl w:val="0"/>
           <w:numId w:val="1"/>
         </w:numPr>
-      </w:pPr>
-      <w:r>
-        <w:t xml:space="preserve">To delete a database: drop database </w:t>
-      </w:r>
-      <w:proofErr w:type="spellStart"/>
-      <w:r>
-        <w:t>database_name</w:t>
-      </w:r>
-      <w:proofErr w:type="spellEnd"/>
-      <w:r>
-        <w:t>;</w:t>
+        <w:rPr>
+          <w:sz w:val="24"/>
+          <w:szCs w:val="24"/>
+        </w:rPr>
+      </w:pPr>
+      <w:r>
+        <w:rPr>
+          <w:sz w:val="24"/>
+          <w:szCs w:val="24"/>
+        </w:rPr>
+        <w:t>To delete a database: drop database database_name;</w:t>
       </w:r>
     </w:p>
     <w:p>
@@ -225,23 +286,18 @@
           <w:ilvl w:val="0"/>
           <w:numId w:val="1"/>
         </w:numPr>
-      </w:pPr>
-      <w:r>
-        <w:t xml:space="preserve">To rename table: rename table </w:t>
-      </w:r>
-      <w:proofErr w:type="spellStart"/>
-      <w:r>
-        <w:t>old_name</w:t>
-      </w:r>
-      <w:proofErr w:type="spellEnd"/>
-      <w:r>
-        <w:t xml:space="preserve"> to </w:t>
-      </w:r>
-      <w:proofErr w:type="spellStart"/>
-      <w:r>
-        <w:t>new_name</w:t>
-      </w:r>
-      <w:proofErr w:type="spellEnd"/>
+        <w:rPr>
+          <w:sz w:val="24"/>
+          <w:szCs w:val="24"/>
+        </w:rPr>
+      </w:pPr>
+      <w:r>
+        <w:rPr>
+          <w:sz w:val="24"/>
+          <w:szCs w:val="24"/>
+        </w:rPr>
+        <w:t>To rename table: rename table old_name to new_name</w:t>
+      </w:r>
     </w:p>
     <w:p>
       <w:pPr>
@@ -250,17 +306,17 @@
           <w:ilvl w:val="0"/>
           <w:numId w:val="1"/>
         </w:numPr>
-      </w:pPr>
-      <w:r>
-        <w:t xml:space="preserve">To add column in table: alter table add column </w:t>
-      </w:r>
-      <w:proofErr w:type="spellStart"/>
-      <w:r>
-        <w:t>column_name</w:t>
-      </w:r>
-      <w:proofErr w:type="spellEnd"/>
-      <w:r>
-        <w:t xml:space="preserve"> datatype default true;</w:t>
+        <w:rPr>
+          <w:sz w:val="24"/>
+          <w:szCs w:val="24"/>
+        </w:rPr>
+      </w:pPr>
+      <w:r>
+        <w:rPr>
+          <w:sz w:val="24"/>
+          <w:szCs w:val="24"/>
+        </w:rPr>
+        <w:t>To add column in table: alter table add column column_name datatype default true;</w:t>
       </w:r>
     </w:p>
     <w:p>
@@ -270,15 +326,18 @@
           <w:ilvl w:val="0"/>
           <w:numId w:val="1"/>
         </w:numPr>
-      </w:pPr>
-      <w:r>
-        <w:t xml:space="preserve">To delete column in table: alter table drop column </w:t>
-      </w:r>
-      <w:proofErr w:type="spellStart"/>
-      <w:r>
-        <w:t>column_name</w:t>
-      </w:r>
-      <w:proofErr w:type="spellEnd"/>
+        <w:rPr>
+          <w:sz w:val="24"/>
+          <w:szCs w:val="24"/>
+        </w:rPr>
+      </w:pPr>
+      <w:r>
+        <w:rPr>
+          <w:sz w:val="24"/>
+          <w:szCs w:val="24"/>
+        </w:rPr>
+        <w:t>To delete column in table: alter table drop column column_name</w:t>
+      </w:r>
     </w:p>
     <w:p>
       <w:pPr>
@@ -287,17 +346,17 @@
           <w:ilvl w:val="0"/>
           <w:numId w:val="1"/>
         </w:numPr>
-      </w:pPr>
-      <w:r>
-        <w:t xml:space="preserve">Modify a column: alter table </w:t>
-      </w:r>
-      <w:proofErr w:type="spellStart"/>
-      <w:r>
-        <w:t>table_name</w:t>
-      </w:r>
-      <w:proofErr w:type="spellEnd"/>
-      <w:r>
-        <w:t xml:space="preserve"> modify column name varchar(151);</w:t>
+        <w:rPr>
+          <w:sz w:val="24"/>
+          <w:szCs w:val="24"/>
+        </w:rPr>
+      </w:pPr>
+      <w:r>
+        <w:rPr>
+          <w:sz w:val="24"/>
+          <w:szCs w:val="24"/>
+        </w:rPr>
+        <w:t>Modify a column: alter table table_name modify column name varchar(151);</w:t>
       </w:r>
     </w:p>
     <w:p>
@@ -307,37 +366,32 @@
           <w:ilvl w:val="0"/>
           <w:numId w:val="1"/>
         </w:numPr>
-      </w:pPr>
-      <w:r>
-        <w:t xml:space="preserve">Modify a column: alter table </w:t>
-      </w:r>
-      <w:proofErr w:type="spellStart"/>
-      <w:r>
-        <w:t>table_name</w:t>
-      </w:r>
-      <w:proofErr w:type="spellEnd"/>
-      <w:r>
-        <w:t xml:space="preserve"> modify column email varchar(100) after id </w:t>
-      </w:r>
-      <w:r>
+        <w:rPr>
+          <w:sz w:val="24"/>
+          <w:szCs w:val="24"/>
+        </w:rPr>
+      </w:pPr>
+      <w:r>
+        <w:rPr>
+          <w:sz w:val="24"/>
+          <w:szCs w:val="24"/>
+        </w:rPr>
+        <w:t xml:space="preserve">Modify a column: alter table table_name modify column email varchar(100) after id </w:t>
+      </w:r>
+      <w:r>
+        <w:rPr>
+          <w:sz w:val="24"/>
+          <w:szCs w:val="24"/>
+        </w:rPr>
         <w:sym w:font="Wingdings" w:char="F0E0"/>
       </w:r>
       <w:r>
-        <w:t xml:space="preserve"> email </w:t>
-      </w:r>
-      <w:proofErr w:type="spellStart"/>
-      <w:r>
-        <w:t>coln</w:t>
-      </w:r>
-      <w:proofErr w:type="spellEnd"/>
-      <w:r>
-        <w:t xml:space="preserve"> will appear after id </w:t>
-      </w:r>
-      <w:proofErr w:type="spellStart"/>
-      <w:r>
-        <w:t>coln</w:t>
-      </w:r>
-      <w:proofErr w:type="spellEnd"/>
+        <w:rPr>
+          <w:sz w:val="24"/>
+          <w:szCs w:val="24"/>
+        </w:rPr>
+        <w:t xml:space="preserve"> email coln will appear after id coln</w:t>
+      </w:r>
     </w:p>
     <w:p>
       <w:pPr>
@@ -346,43 +400,48 @@
           <w:ilvl w:val="0"/>
           <w:numId w:val="1"/>
         </w:numPr>
-      </w:pPr>
-      <w:r>
-        <w:t xml:space="preserve">To insert data: </w:t>
-      </w:r>
-      <w:r>
-        <w:t>insert into programmers values</w:t>
-      </w:r>
-      <w:r>
-        <w:t xml:space="preserve"> </w:t>
+        <w:rPr>
+          <w:sz w:val="24"/>
+          <w:szCs w:val="24"/>
+        </w:rPr>
+      </w:pPr>
+      <w:r>
+        <w:rPr>
+          <w:sz w:val="24"/>
+          <w:szCs w:val="24"/>
+        </w:rPr>
+        <w:t xml:space="preserve">To insert data: insert into </w:t>
+      </w:r>
+      <w:r>
+        <w:rPr>
+          <w:sz w:val="24"/>
+          <w:szCs w:val="24"/>
+        </w:rPr>
+        <w:t>table_name</w:t>
+      </w:r>
+      <w:r>
+        <w:rPr>
+          <w:sz w:val="24"/>
+          <w:szCs w:val="24"/>
+        </w:rPr>
+        <w:t xml:space="preserve"> values </w:t>
       </w:r>
     </w:p>
     <w:p>
       <w:pPr>
         <w:pStyle w:val="ListParagraph"/>
         <w:ind w:left="1440"/>
-      </w:pPr>
-      <w:r>
-        <w:t xml:space="preserve">            </w:t>
-      </w:r>
-      <w:r>
-        <w:t>(1, 'ayush@gmail.com', '</w:t>
-      </w:r>
-      <w:proofErr w:type="spellStart"/>
-      <w:r>
-        <w:t>ayush</w:t>
-      </w:r>
-      <w:proofErr w:type="spellEnd"/>
-      <w:r>
-        <w:t xml:space="preserve"> </w:t>
-      </w:r>
-      <w:proofErr w:type="spellStart"/>
-      <w:r>
-        <w:t>dutta</w:t>
-      </w:r>
-      <w:proofErr w:type="spellEnd"/>
-      <w:r>
-        <w:t>', 'male', '1998-07-19', default, default);</w:t>
+        <w:rPr>
+          <w:sz w:val="24"/>
+          <w:szCs w:val="24"/>
+        </w:rPr>
+      </w:pPr>
+      <w:r>
+        <w:rPr>
+          <w:sz w:val="24"/>
+          <w:szCs w:val="24"/>
+        </w:rPr>
+        <w:t xml:space="preserve">            (1, 'ayush@gmail.com', 'ayush dutta', 'male', '1998-07-19', default, default);</w:t>
       </w:r>
     </w:p>
     <w:p>
@@ -392,60 +451,69 @@
           <w:ilvl w:val="0"/>
           <w:numId w:val="1"/>
         </w:numPr>
-      </w:pPr>
-      <w:r>
-        <w:t xml:space="preserve">To insert specific data: </w:t>
-      </w:r>
-      <w:r>
-        <w:t xml:space="preserve">insert into programmers (name, email, gender, </w:t>
-      </w:r>
-      <w:proofErr w:type="spellStart"/>
-      <w:r>
-        <w:t>date_of_birth</w:t>
-      </w:r>
-      <w:proofErr w:type="spellEnd"/>
-      <w:r>
-        <w:t>) values</w:t>
-      </w:r>
-    </w:p>
-    <w:p>
-      <w:pPr>
-        <w:pStyle w:val="ListParagraph"/>
-      </w:pPr>
-      <w:r>
-        <w:t>('</w:t>
-      </w:r>
-      <w:proofErr w:type="spellStart"/>
-      <w:r>
-        <w:t>sarah</w:t>
-      </w:r>
-      <w:proofErr w:type="spellEnd"/>
-      <w:r>
-        <w:t xml:space="preserve"> john', 'sarah@gmail.com', 'female', '1996-12-12'),</w:t>
-      </w:r>
-    </w:p>
-    <w:p>
-      <w:pPr>
-        <w:pStyle w:val="ListParagraph"/>
-      </w:pPr>
-      <w:r>
-        <w:t>('</w:t>
-      </w:r>
-      <w:proofErr w:type="spellStart"/>
-      <w:r>
-        <w:t>casey</w:t>
-      </w:r>
-      <w:proofErr w:type="spellEnd"/>
-      <w:r>
-        <w:t xml:space="preserve"> </w:t>
-      </w:r>
-      <w:proofErr w:type="spellStart"/>
-      <w:r>
-        <w:t>andrews</w:t>
-      </w:r>
-      <w:proofErr w:type="spellEnd"/>
-      <w:r>
-        <w:t>', 'casey@gmail.com', 'female', '1996-12-1');</w:t>
+        <w:rPr>
+          <w:sz w:val="24"/>
+          <w:szCs w:val="24"/>
+        </w:rPr>
+      </w:pPr>
+      <w:r>
+        <w:rPr>
+          <w:sz w:val="24"/>
+          <w:szCs w:val="24"/>
+        </w:rPr>
+        <w:t>To insert specific data: insert into programmers (name, email, gender, date_of_birth) values</w:t>
+      </w:r>
+    </w:p>
+    <w:p>
+      <w:pPr>
+        <w:pStyle w:val="ListParagraph"/>
+        <w:rPr>
+          <w:sz w:val="24"/>
+          <w:szCs w:val="24"/>
+        </w:rPr>
+      </w:pPr>
+      <w:r>
+        <w:rPr>
+          <w:sz w:val="24"/>
+          <w:szCs w:val="24"/>
+        </w:rPr>
+        <w:t>('sarah john', 'sarah@gmail.com', 'female', '1996-12-12'),</w:t>
+      </w:r>
+    </w:p>
+    <w:p>
+      <w:pPr>
+        <w:pStyle w:val="ListParagraph"/>
+        <w:rPr>
+          <w:sz w:val="24"/>
+          <w:szCs w:val="24"/>
+        </w:rPr>
+      </w:pPr>
+      <w:r>
+        <w:rPr>
+          <w:sz w:val="24"/>
+          <w:szCs w:val="24"/>
+        </w:rPr>
+        <w:t>('casey andrews', 'casey@gmail.com', 'female', '1996-12-1');</w:t>
+      </w:r>
+    </w:p>
+    <w:p>
+      <w:pPr>
+        <w:pStyle w:val="ListParagraph"/>
+        <w:numPr>
+          <w:ilvl w:val="0"/>
+          <w:numId w:val="1"/>
+        </w:numPr>
+        <w:rPr>
+          <w:sz w:val="24"/>
+          <w:szCs w:val="24"/>
+        </w:rPr>
+      </w:pPr>
+      <w:r>
+        <w:rPr>
+          <w:sz w:val="24"/>
+          <w:szCs w:val="24"/>
+        </w:rPr>
+        <w:t>Select data with condition: select * from table_name where gender=”Female”</w:t>
       </w:r>
     </w:p>
     <w:sectPr>
@@ -1158,6 +1226,7 @@
   <w:style w:type="character" w:default="1" w:styleId="DefaultParagraphFont">
     <w:name w:val="Default Paragraph Font"/>
     <w:uiPriority w:val="1"/>
+    <w:semiHidden/>
     <w:unhideWhenUsed/>
   </w:style>
   <w:style w:type="table" w:default="1" w:styleId="TableNormal">

--- a/MySql/MYSQL COMMANDS.docx
+++ b/MySql/MYSQL COMMANDS.docx
@@ -514,6 +514,33 @@
           <w:szCs w:val="24"/>
         </w:rPr>
         <w:t>Select data with condition: select * from table_name where gender=”Female”</w:t>
+      </w:r>
+      <w:r>
+        <w:rPr>
+          <w:sz w:val="24"/>
+          <w:szCs w:val="24"/>
+        </w:rPr>
+        <w:t xml:space="preserve">, </w:t>
+      </w:r>
+    </w:p>
+    <w:p>
+      <w:pPr>
+        <w:pStyle w:val="ListParagraph"/>
+        <w:numPr>
+          <w:ilvl w:val="1"/>
+          <w:numId w:val="1"/>
+        </w:numPr>
+        <w:rPr>
+          <w:sz w:val="24"/>
+          <w:szCs w:val="24"/>
+        </w:rPr>
+      </w:pPr>
+      <w:r>
+        <w:rPr>
+          <w:sz w:val="24"/>
+          <w:szCs w:val="24"/>
+        </w:rPr>
+        <w:t>Select * from table_name where date_of_birth &lt; ‘1995-9-9’</w:t>
       </w:r>
     </w:p>
     <w:sectPr>
@@ -544,7 +571,7 @@
         <w:rFonts w:hint="default"/>
       </w:rPr>
     </w:lvl>
-    <w:lvl w:ilvl="1" w:tplc="40090019" w:tentative="1">
+    <w:lvl w:ilvl="1" w:tplc="40090019">
       <w:start w:val="1"/>
       <w:numFmt w:val="lowerLetter"/>
       <w:lvlText w:val="%2."/>

--- a/MySql/MYSQL COMMANDS.docx
+++ b/MySql/MYSQL COMMANDS.docx
@@ -39,7 +39,23 @@
           <w:sz w:val="24"/>
           <w:szCs w:val="24"/>
         </w:rPr>
-        <w:t>To create a database: create database database_name;</w:t>
+        <w:t xml:space="preserve">To create a database: create database </w:t>
+      </w:r>
+      <w:proofErr w:type="spellStart"/>
+      <w:r>
+        <w:rPr>
+          <w:sz w:val="24"/>
+          <w:szCs w:val="24"/>
+        </w:rPr>
+        <w:t>database_name</w:t>
+      </w:r>
+      <w:proofErr w:type="spellEnd"/>
+      <w:r>
+        <w:rPr>
+          <w:sz w:val="24"/>
+          <w:szCs w:val="24"/>
+        </w:rPr>
+        <w:t>;</w:t>
       </w:r>
     </w:p>
     <w:p>
@@ -59,7 +75,23 @@
           <w:sz w:val="24"/>
           <w:szCs w:val="24"/>
         </w:rPr>
-        <w:t>To make it default database: use database_name;</w:t>
+        <w:t xml:space="preserve">To make it default database: use </w:t>
+      </w:r>
+      <w:proofErr w:type="spellStart"/>
+      <w:r>
+        <w:rPr>
+          <w:sz w:val="24"/>
+          <w:szCs w:val="24"/>
+        </w:rPr>
+        <w:t>database_name</w:t>
+      </w:r>
+      <w:proofErr w:type="spellEnd"/>
+      <w:r>
+        <w:rPr>
+          <w:sz w:val="24"/>
+          <w:szCs w:val="24"/>
+        </w:rPr>
+        <w:t>;</w:t>
       </w:r>
     </w:p>
     <w:p>
@@ -177,12 +209,21 @@
           <w:szCs w:val="24"/>
         </w:rPr>
       </w:pPr>
-      <w:r>
-        <w:rPr>
-          <w:sz w:val="24"/>
-          <w:szCs w:val="24"/>
-        </w:rPr>
-        <w:t xml:space="preserve">date_of_birth DATE, </w:t>
+      <w:proofErr w:type="spellStart"/>
+      <w:r>
+        <w:rPr>
+          <w:sz w:val="24"/>
+          <w:szCs w:val="24"/>
+        </w:rPr>
+        <w:t>date_of_birth</w:t>
+      </w:r>
+      <w:proofErr w:type="spellEnd"/>
+      <w:r>
+        <w:rPr>
+          <w:sz w:val="24"/>
+          <w:szCs w:val="24"/>
+        </w:rPr>
+        <w:t xml:space="preserve"> DATE, </w:t>
       </w:r>
     </w:p>
     <w:p>
@@ -194,12 +235,21 @@
           <w:szCs w:val="24"/>
         </w:rPr>
       </w:pPr>
-      <w:r>
-        <w:rPr>
-          <w:sz w:val="24"/>
-          <w:szCs w:val="24"/>
-        </w:rPr>
-        <w:t xml:space="preserve">created_at TIMESTAMP DEFAULT CURRENT_TIMESTAMP </w:t>
+      <w:proofErr w:type="spellStart"/>
+      <w:r>
+        <w:rPr>
+          <w:sz w:val="24"/>
+          <w:szCs w:val="24"/>
+        </w:rPr>
+        <w:t>created_at</w:t>
+      </w:r>
+      <w:proofErr w:type="spellEnd"/>
+      <w:r>
+        <w:rPr>
+          <w:sz w:val="24"/>
+          <w:szCs w:val="24"/>
+        </w:rPr>
+        <w:t xml:space="preserve"> TIMESTAMP DEFAULT CURRENT_TIMESTAMP </w:t>
       </w:r>
     </w:p>
     <w:p>
@@ -236,7 +286,23 @@
           <w:sz w:val="24"/>
           <w:szCs w:val="24"/>
         </w:rPr>
-        <w:t>To select column: select * from database_name;</w:t>
+        <w:t xml:space="preserve">To select column: select * from </w:t>
+      </w:r>
+      <w:proofErr w:type="spellStart"/>
+      <w:r>
+        <w:rPr>
+          <w:sz w:val="24"/>
+          <w:szCs w:val="24"/>
+        </w:rPr>
+        <w:t>database_name</w:t>
+      </w:r>
+      <w:proofErr w:type="spellEnd"/>
+      <w:r>
+        <w:rPr>
+          <w:sz w:val="24"/>
+          <w:szCs w:val="24"/>
+        </w:rPr>
+        <w:t>;</w:t>
       </w:r>
     </w:p>
     <w:p>
@@ -256,8 +322,17 @@
           <w:sz w:val="24"/>
           <w:szCs w:val="24"/>
         </w:rPr>
-        <w:t>To select specific column: select column_1, column_2… from database_name</w:t>
-      </w:r>
+        <w:t xml:space="preserve">To select specific column: select column_1, column_2… from </w:t>
+      </w:r>
+      <w:proofErr w:type="spellStart"/>
+      <w:r>
+        <w:rPr>
+          <w:sz w:val="24"/>
+          <w:szCs w:val="24"/>
+        </w:rPr>
+        <w:t>database_name</w:t>
+      </w:r>
+      <w:proofErr w:type="spellEnd"/>
     </w:p>
     <w:p>
       <w:pPr>
@@ -276,7 +351,23 @@
           <w:sz w:val="24"/>
           <w:szCs w:val="24"/>
         </w:rPr>
-        <w:t>To delete a database: drop database database_name;</w:t>
+        <w:t xml:space="preserve">To delete a database: drop database </w:t>
+      </w:r>
+      <w:proofErr w:type="spellStart"/>
+      <w:r>
+        <w:rPr>
+          <w:sz w:val="24"/>
+          <w:szCs w:val="24"/>
+        </w:rPr>
+        <w:t>database_name</w:t>
+      </w:r>
+      <w:proofErr w:type="spellEnd"/>
+      <w:r>
+        <w:rPr>
+          <w:sz w:val="24"/>
+          <w:szCs w:val="24"/>
+        </w:rPr>
+        <w:t>;</w:t>
       </w:r>
     </w:p>
     <w:p>
@@ -296,8 +387,33 @@
           <w:sz w:val="24"/>
           <w:szCs w:val="24"/>
         </w:rPr>
-        <w:t>To rename table: rename table old_name to new_name</w:t>
-      </w:r>
+        <w:t xml:space="preserve">To rename table: rename table </w:t>
+      </w:r>
+      <w:proofErr w:type="spellStart"/>
+      <w:r>
+        <w:rPr>
+          <w:sz w:val="24"/>
+          <w:szCs w:val="24"/>
+        </w:rPr>
+        <w:t>old_name</w:t>
+      </w:r>
+      <w:proofErr w:type="spellEnd"/>
+      <w:r>
+        <w:rPr>
+          <w:sz w:val="24"/>
+          <w:szCs w:val="24"/>
+        </w:rPr>
+        <w:t xml:space="preserve"> to </w:t>
+      </w:r>
+      <w:proofErr w:type="spellStart"/>
+      <w:r>
+        <w:rPr>
+          <w:sz w:val="24"/>
+          <w:szCs w:val="24"/>
+        </w:rPr>
+        <w:t>new_name</w:t>
+      </w:r>
+      <w:proofErr w:type="spellEnd"/>
     </w:p>
     <w:p>
       <w:pPr>
@@ -316,7 +432,23 @@
           <w:sz w:val="24"/>
           <w:szCs w:val="24"/>
         </w:rPr>
-        <w:t>To add column in table: alter table add column column_name datatype default true;</w:t>
+        <w:t xml:space="preserve">To add column in table: alter table add column </w:t>
+      </w:r>
+      <w:proofErr w:type="spellStart"/>
+      <w:r>
+        <w:rPr>
+          <w:sz w:val="24"/>
+          <w:szCs w:val="24"/>
+        </w:rPr>
+        <w:t>column_name</w:t>
+      </w:r>
+      <w:proofErr w:type="spellEnd"/>
+      <w:r>
+        <w:rPr>
+          <w:sz w:val="24"/>
+          <w:szCs w:val="24"/>
+        </w:rPr>
+        <w:t xml:space="preserve"> datatype default true;</w:t>
       </w:r>
     </w:p>
     <w:p>
@@ -336,8 +468,17 @@
           <w:sz w:val="24"/>
           <w:szCs w:val="24"/>
         </w:rPr>
-        <w:t>To delete column in table: alter table drop column column_name</w:t>
-      </w:r>
+        <w:t xml:space="preserve">To delete column in table: alter table drop column </w:t>
+      </w:r>
+      <w:proofErr w:type="spellStart"/>
+      <w:r>
+        <w:rPr>
+          <w:sz w:val="24"/>
+          <w:szCs w:val="24"/>
+        </w:rPr>
+        <w:t>column_name</w:t>
+      </w:r>
+      <w:proofErr w:type="spellEnd"/>
     </w:p>
     <w:p>
       <w:pPr>
@@ -356,7 +497,23 @@
           <w:sz w:val="24"/>
           <w:szCs w:val="24"/>
         </w:rPr>
-        <w:t>Modify a column: alter table table_name modify column name varchar(151);</w:t>
+        <w:t xml:space="preserve">Modify a column: alter table </w:t>
+      </w:r>
+      <w:proofErr w:type="spellStart"/>
+      <w:r>
+        <w:rPr>
+          <w:sz w:val="24"/>
+          <w:szCs w:val="24"/>
+        </w:rPr>
+        <w:t>table_name</w:t>
+      </w:r>
+      <w:proofErr w:type="spellEnd"/>
+      <w:r>
+        <w:rPr>
+          <w:sz w:val="24"/>
+          <w:szCs w:val="24"/>
+        </w:rPr>
+        <w:t xml:space="preserve"> modify column name varchar(151);</w:t>
       </w:r>
     </w:p>
     <w:p>
@@ -376,7 +533,23 @@
           <w:sz w:val="24"/>
           <w:szCs w:val="24"/>
         </w:rPr>
-        <w:t xml:space="preserve">Modify a column: alter table table_name modify column email varchar(100) after id </w:t>
+        <w:t xml:space="preserve">Modify a column: alter table </w:t>
+      </w:r>
+      <w:proofErr w:type="spellStart"/>
+      <w:r>
+        <w:rPr>
+          <w:sz w:val="24"/>
+          <w:szCs w:val="24"/>
+        </w:rPr>
+        <w:t>table_name</w:t>
+      </w:r>
+      <w:proofErr w:type="spellEnd"/>
+      <w:r>
+        <w:rPr>
+          <w:sz w:val="24"/>
+          <w:szCs w:val="24"/>
+        </w:rPr>
+        <w:t xml:space="preserve"> modify column email varchar(100) after id </w:t>
       </w:r>
       <w:r>
         <w:rPr>
@@ -390,8 +563,33 @@
           <w:sz w:val="24"/>
           <w:szCs w:val="24"/>
         </w:rPr>
-        <w:t xml:space="preserve"> email coln will appear after id coln</w:t>
-      </w:r>
+        <w:t xml:space="preserve"> email </w:t>
+      </w:r>
+      <w:proofErr w:type="spellStart"/>
+      <w:r>
+        <w:rPr>
+          <w:sz w:val="24"/>
+          <w:szCs w:val="24"/>
+        </w:rPr>
+        <w:t>coln</w:t>
+      </w:r>
+      <w:proofErr w:type="spellEnd"/>
+      <w:r>
+        <w:rPr>
+          <w:sz w:val="24"/>
+          <w:szCs w:val="24"/>
+        </w:rPr>
+        <w:t xml:space="preserve"> will appear after id </w:t>
+      </w:r>
+      <w:proofErr w:type="spellStart"/>
+      <w:r>
+        <w:rPr>
+          <w:sz w:val="24"/>
+          <w:szCs w:val="24"/>
+        </w:rPr>
+        <w:t>coln</w:t>
+      </w:r>
+      <w:proofErr w:type="spellEnd"/>
     </w:p>
     <w:p>
       <w:pPr>
@@ -412,6 +610,7 @@
         </w:rPr>
         <w:t xml:space="preserve">To insert data: insert into </w:t>
       </w:r>
+      <w:proofErr w:type="spellStart"/>
       <w:r>
         <w:rPr>
           <w:sz w:val="24"/>
@@ -419,6 +618,7 @@
         </w:rPr>
         <w:t>table_name</w:t>
       </w:r>
+      <w:proofErr w:type="spellEnd"/>
       <w:r>
         <w:rPr>
           <w:sz w:val="24"/>
@@ -441,7 +641,39 @@
           <w:sz w:val="24"/>
           <w:szCs w:val="24"/>
         </w:rPr>
-        <w:t xml:space="preserve">            (1, 'ayush@gmail.com', 'ayush dutta', 'male', '1998-07-19', default, default);</w:t>
+        <w:t xml:space="preserve">            (1, 'ayush@gmail.com', '</w:t>
+      </w:r>
+      <w:proofErr w:type="spellStart"/>
+      <w:r>
+        <w:rPr>
+          <w:sz w:val="24"/>
+          <w:szCs w:val="24"/>
+        </w:rPr>
+        <w:t>ayush</w:t>
+      </w:r>
+      <w:proofErr w:type="spellEnd"/>
+      <w:r>
+        <w:rPr>
+          <w:sz w:val="24"/>
+          <w:szCs w:val="24"/>
+        </w:rPr>
+        <w:t xml:space="preserve"> </w:t>
+      </w:r>
+      <w:proofErr w:type="spellStart"/>
+      <w:r>
+        <w:rPr>
+          <w:sz w:val="24"/>
+          <w:szCs w:val="24"/>
+        </w:rPr>
+        <w:t>dutta</w:t>
+      </w:r>
+      <w:proofErr w:type="spellEnd"/>
+      <w:r>
+        <w:rPr>
+          <w:sz w:val="24"/>
+          <w:szCs w:val="24"/>
+        </w:rPr>
+        <w:t>', 'male', '1998-07-19', default, default);</w:t>
       </w:r>
     </w:p>
     <w:p>
@@ -461,39 +693,103 @@
           <w:sz w:val="24"/>
           <w:szCs w:val="24"/>
         </w:rPr>
-        <w:t>To insert specific data: insert into programmers (name, email, gender, date_of_birth) values</w:t>
-      </w:r>
-    </w:p>
-    <w:p>
-      <w:pPr>
-        <w:pStyle w:val="ListParagraph"/>
-        <w:rPr>
-          <w:sz w:val="24"/>
-          <w:szCs w:val="24"/>
-        </w:rPr>
-      </w:pPr>
-      <w:r>
-        <w:rPr>
-          <w:sz w:val="24"/>
-          <w:szCs w:val="24"/>
-        </w:rPr>
-        <w:t>('sarah john', 'sarah@gmail.com', 'female', '1996-12-12'),</w:t>
-      </w:r>
-    </w:p>
-    <w:p>
-      <w:pPr>
-        <w:pStyle w:val="ListParagraph"/>
-        <w:rPr>
-          <w:sz w:val="24"/>
-          <w:szCs w:val="24"/>
-        </w:rPr>
-      </w:pPr>
-      <w:r>
-        <w:rPr>
-          <w:sz w:val="24"/>
-          <w:szCs w:val="24"/>
-        </w:rPr>
-        <w:t>('casey andrews', 'casey@gmail.com', 'female', '1996-12-1');</w:t>
+        <w:t xml:space="preserve">To insert specific data: insert into programmers (name, email, gender, </w:t>
+      </w:r>
+      <w:proofErr w:type="spellStart"/>
+      <w:r>
+        <w:rPr>
+          <w:sz w:val="24"/>
+          <w:szCs w:val="24"/>
+        </w:rPr>
+        <w:t>date_of_birth</w:t>
+      </w:r>
+      <w:proofErr w:type="spellEnd"/>
+      <w:r>
+        <w:rPr>
+          <w:sz w:val="24"/>
+          <w:szCs w:val="24"/>
+        </w:rPr>
+        <w:t>) values</w:t>
+      </w:r>
+    </w:p>
+    <w:p>
+      <w:pPr>
+        <w:pStyle w:val="ListParagraph"/>
+        <w:rPr>
+          <w:sz w:val="24"/>
+          <w:szCs w:val="24"/>
+        </w:rPr>
+      </w:pPr>
+      <w:r>
+        <w:rPr>
+          <w:sz w:val="24"/>
+          <w:szCs w:val="24"/>
+        </w:rPr>
+        <w:t>('</w:t>
+      </w:r>
+      <w:proofErr w:type="spellStart"/>
+      <w:r>
+        <w:rPr>
+          <w:sz w:val="24"/>
+          <w:szCs w:val="24"/>
+        </w:rPr>
+        <w:t>sarah</w:t>
+      </w:r>
+      <w:proofErr w:type="spellEnd"/>
+      <w:r>
+        <w:rPr>
+          <w:sz w:val="24"/>
+          <w:szCs w:val="24"/>
+        </w:rPr>
+        <w:t xml:space="preserve"> john', 'sarah@gmail.com', 'female', '1996-12-12'),</w:t>
+      </w:r>
+    </w:p>
+    <w:p>
+      <w:pPr>
+        <w:pStyle w:val="ListParagraph"/>
+        <w:rPr>
+          <w:sz w:val="24"/>
+          <w:szCs w:val="24"/>
+        </w:rPr>
+      </w:pPr>
+      <w:r>
+        <w:rPr>
+          <w:sz w:val="24"/>
+          <w:szCs w:val="24"/>
+        </w:rPr>
+        <w:t>('</w:t>
+      </w:r>
+      <w:proofErr w:type="spellStart"/>
+      <w:r>
+        <w:rPr>
+          <w:sz w:val="24"/>
+          <w:szCs w:val="24"/>
+        </w:rPr>
+        <w:t>casey</w:t>
+      </w:r>
+      <w:proofErr w:type="spellEnd"/>
+      <w:r>
+        <w:rPr>
+          <w:sz w:val="24"/>
+          <w:szCs w:val="24"/>
+        </w:rPr>
+        <w:t xml:space="preserve"> </w:t>
+      </w:r>
+      <w:proofErr w:type="spellStart"/>
+      <w:r>
+        <w:rPr>
+          <w:sz w:val="24"/>
+          <w:szCs w:val="24"/>
+        </w:rPr>
+        <w:t>andrews</w:t>
+      </w:r>
+      <w:proofErr w:type="spellEnd"/>
+      <w:r>
+        <w:rPr>
+          <w:sz w:val="24"/>
+          <w:szCs w:val="24"/>
+        </w:rPr>
+        <w:t>', 'casey@gmail.com', 'female', '1996-12-1');</w:t>
       </w:r>
     </w:p>
     <w:p>
@@ -513,7 +809,23 @@
           <w:sz w:val="24"/>
           <w:szCs w:val="24"/>
         </w:rPr>
-        <w:t>Select data with condition: select * from table_name where gender=”Female”</w:t>
+        <w:t xml:space="preserve">Select data with condition: select * from </w:t>
+      </w:r>
+      <w:proofErr w:type="spellStart"/>
+      <w:r>
+        <w:rPr>
+          <w:sz w:val="24"/>
+          <w:szCs w:val="24"/>
+        </w:rPr>
+        <w:t>table_name</w:t>
+      </w:r>
+      <w:proofErr w:type="spellEnd"/>
+      <w:r>
+        <w:rPr>
+          <w:sz w:val="24"/>
+          <w:szCs w:val="24"/>
+        </w:rPr>
+        <w:t xml:space="preserve"> where gender=”Female”</w:t>
       </w:r>
       <w:r>
         <w:rPr>
@@ -540,7 +852,98 @@
           <w:sz w:val="24"/>
           <w:szCs w:val="24"/>
         </w:rPr>
-        <w:t>Select * from table_name where date_of_birth &lt; ‘1995-9-9’</w:t>
+        <w:t xml:space="preserve">Select * from </w:t>
+      </w:r>
+      <w:proofErr w:type="spellStart"/>
+      <w:r>
+        <w:rPr>
+          <w:sz w:val="24"/>
+          <w:szCs w:val="24"/>
+        </w:rPr>
+        <w:t>table_name</w:t>
+      </w:r>
+      <w:proofErr w:type="spellEnd"/>
+      <w:r>
+        <w:rPr>
+          <w:sz w:val="24"/>
+          <w:szCs w:val="24"/>
+        </w:rPr>
+        <w:t xml:space="preserve"> where </w:t>
+      </w:r>
+      <w:proofErr w:type="spellStart"/>
+      <w:r>
+        <w:rPr>
+          <w:sz w:val="24"/>
+          <w:szCs w:val="24"/>
+        </w:rPr>
+        <w:t>date_of_birth</w:t>
+      </w:r>
+      <w:proofErr w:type="spellEnd"/>
+      <w:r>
+        <w:rPr>
+          <w:sz w:val="24"/>
+          <w:szCs w:val="24"/>
+        </w:rPr>
+        <w:t xml:space="preserve"> &lt; ‘1995-9-9’</w:t>
+      </w:r>
+    </w:p>
+    <w:p>
+      <w:pPr>
+        <w:pStyle w:val="ListParagraph"/>
+        <w:numPr>
+          <w:ilvl w:val="0"/>
+          <w:numId w:val="1"/>
+        </w:numPr>
+        <w:rPr>
+          <w:sz w:val="24"/>
+          <w:szCs w:val="24"/>
+        </w:rPr>
+      </w:pPr>
+      <w:r>
+        <w:rPr>
+          <w:sz w:val="24"/>
+          <w:szCs w:val="24"/>
+        </w:rPr>
+        <w:t xml:space="preserve">To check Constraint: </w:t>
+      </w:r>
+      <w:r>
+        <w:rPr>
+          <w:sz w:val="24"/>
+          <w:szCs w:val="24"/>
+        </w:rPr>
+        <w:t xml:space="preserve">Alter table users Add constraint </w:t>
+      </w:r>
+      <w:proofErr w:type="spellStart"/>
+      <w:r>
+        <w:rPr>
+          <w:sz w:val="24"/>
+          <w:szCs w:val="24"/>
+        </w:rPr>
+        <w:t>constraint_name</w:t>
+      </w:r>
+      <w:proofErr w:type="spellEnd"/>
+      <w:r>
+        <w:rPr>
+          <w:sz w:val="24"/>
+          <w:szCs w:val="24"/>
+        </w:rPr>
+        <w:t xml:space="preserve"> check (</w:t>
+      </w:r>
+      <w:proofErr w:type="spellStart"/>
+      <w:r>
+        <w:rPr>
+          <w:sz w:val="24"/>
+          <w:szCs w:val="24"/>
+        </w:rPr>
+        <w:t>date_of_birth</w:t>
+      </w:r>
+      <w:proofErr w:type="spellEnd"/>
+      <w:r>
+        <w:rPr>
+          <w:sz w:val="24"/>
+          <w:szCs w:val="24"/>
+        </w:rPr>
+        <w:t xml:space="preserve"> &gt; '1900-01-01');</w:t>
       </w:r>
     </w:p>
     <w:sectPr>
